--- a/app/temp/Procuração assensi e alves_Francisco_Gleidson_Alves_Filho_1771640108.docx
+++ b/app/temp/Procuração assensi e alves_Francisco_Gleidson_Alves_Filho_1771640108.docx
@@ -1,37 +1,9 @@
 
 <file path=word/document.xml><?xml version="1.0" encoding="utf-8"?>
-<w:document xmlns:o="urn:schemas-microsoft-com:office:office" xmlns:r="http://schemas.openxmlformats.org/officeDocument/2006/relationships" xmlns:v="urn:schemas-microsoft-com:vml" xmlns:w="http://schemas.openxmlformats.org/wordprocessingml/2006/main" xmlns:w10="urn:schemas-microsoft-com:office:word" xmlns:wp="http://schemas.openxmlformats.org/drawingml/2006/wordprocessingDrawing" xmlns:pic="http://schemas.openxmlformats.org/drawingml/2006/picture" xmlns:wps="http://schemas.microsoft.com/office/word/2010/wordprocessingShape" xmlns:wpg="http://schemas.microsoft.com/office/word/2010/wordprocessingGroup" xmlns:mc="http://schemas.openxmlformats.org/markup-compatibility/2006" xmlns:wp14="http://schemas.microsoft.com/office/word/2010/wordprocessingDrawing" xmlns:w14="http://schemas.microsoft.com/office/word/2010/wordml" xmlns:w15="http://schemas.microsoft.com/office/word/2012/wordml" mc:Ignorable="w14 wp14 w15">
+<w:document xmlns:wpc="http://schemas.microsoft.com/office/word/2010/wordprocessingCanvas" xmlns:cx="http://schemas.microsoft.com/office/drawing/2014/chartex" xmlns:cx1="http://schemas.microsoft.com/office/drawing/2015/9/8/chartex" xmlns:cx2="http://schemas.microsoft.com/office/drawing/2015/10/21/chartex" xmlns:cx3="http://schemas.microsoft.com/office/drawing/2016/5/9/chartex" xmlns:cx4="http://schemas.microsoft.com/office/drawing/2016/5/10/chartex" xmlns:cx5="http://schemas.microsoft.com/office/drawing/2016/5/11/chartex" xmlns:cx6="http://schemas.microsoft.com/office/drawing/2016/5/12/chartex" xmlns:cx7="http://schemas.microsoft.com/office/drawing/2016/5/13/chartex" xmlns:cx8="http://schemas.microsoft.com/office/drawing/2016/5/14/chartex" xmlns:mc="http://schemas.openxmlformats.org/markup-compatibility/2006" xmlns:aink="http://schemas.microsoft.com/office/drawing/2016/ink" xmlns:am3d="http://schemas.microsoft.com/office/drawing/2017/model3d" xmlns:o="urn:schemas-microsoft-com:office:office" xmlns:oel="http://schemas.microsoft.com/office/2019/extlst" xmlns:r="http://schemas.openxmlformats.org/officeDocument/2006/relationships" xmlns:m="http://schemas.openxmlformats.org/officeDocument/2006/math" xmlns:v="urn:schemas-microsoft-com:vml" xmlns:wp14="http://schemas.microsoft.com/office/word/2010/wordprocessingDrawing" xmlns:wp="http://schemas.openxmlformats.org/drawingml/2006/wordprocessingDrawing" xmlns:w10="urn:schemas-microsoft-com:office:word" xmlns:w="http://schemas.openxmlformats.org/wordprocessingml/2006/main" xmlns:w14="http://schemas.microsoft.com/office/word/2010/wordml" xmlns:w15="http://schemas.microsoft.com/office/word/2012/wordml" xmlns:w16cex="http://schemas.microsoft.com/office/word/2018/wordml/cex" xmlns:w16cid="http://schemas.microsoft.com/office/word/2016/wordml/cid" xmlns:w16="http://schemas.microsoft.com/office/word/2018/wordml" xmlns:w16sdtdh="http://schemas.microsoft.com/office/word/2020/wordml/sdtdatahash" xmlns:w16se="http://schemas.microsoft.com/office/word/2015/wordml/symex" xmlns:wpg="http://schemas.microsoft.com/office/word/2010/wordprocessingGroup" xmlns:wpi="http://schemas.microsoft.com/office/word/2010/wordprocessingInk" xmlns:wne="http://schemas.microsoft.com/office/word/2006/wordml" xmlns:wps="http://schemas.microsoft.com/office/word/2010/wordprocessingShape" mc:Ignorable="w14 w15 w16se w16cid w16 w16cex w16sdtdh wp14">
   <w:body>
     <w:p>
       <w:pPr>
-        <w:pStyle w:val="Normal"/>
-        <w:rPr>
-          <w:b/>
-        </w:rPr>
-      </w:pPr>
-      <w:r>
-        <w:rPr>
-          <w:b/>
-        </w:rPr>
-      </w:r>
-    </w:p>
-    <w:p>
-      <w:pPr>
-        <w:pStyle w:val="Normal"/>
-        <w:jc w:val="center"/>
-        <w:rPr>
-          <w:b/>
-        </w:rPr>
-      </w:pPr>
-      <w:r>
-        <w:rPr>
-          <w:b/>
-        </w:rPr>
-      </w:r>
-    </w:p>
-    <w:p>
-      <w:pPr>
-        <w:pStyle w:val="Normal"/>
         <w:jc w:val="center"/>
         <w:rPr>
           <w:b/>
@@ -58,30 +30,16 @@
         </w:rPr>
         <w:t>A”</w:t>
       </w:r>
-      <w:r>
-        <w:rPr>
-          <w:b/>
-          <w:caps/>
-        </w:rPr>
-        <w:t xml:space="preserve"> </w:t>
-      </w:r>
-    </w:p>
-    <w:p>
-      <w:pPr>
-        <w:pStyle w:val="Normal"/>
+    </w:p>
+    <w:p>
+      <w:pPr>
         <w:jc w:val="both"/>
-        <w:rPr/>
-      </w:pPr>
-      <w:r>
-        <w:rPr/>
-      </w:r>
-    </w:p>
-    <w:p>
-      <w:pPr>
-        <w:pStyle w:val="Normal"/>
+      </w:pPr>
+    </w:p>
+    <w:p>
+      <w:pPr>
         <w:tabs>
-          <w:tab w:val="clear" w:pos="708"/>
-          <w:tab w:val="left" w:pos="4815" w:leader="none"/>
+          <w:tab w:val="left" w:pos="4815"/>
         </w:tabs>
         <w:jc w:val="both"/>
         <w:rPr>
@@ -99,17 +57,13 @@
     </w:p>
     <w:p>
       <w:pPr>
-        <w:pStyle w:val="Normal"/>
         <w:tabs>
-          <w:tab w:val="clear" w:pos="708"/>
-          <w:tab w:val="left" w:pos="1395" w:leader="none"/>
+          <w:tab w:val="left" w:pos="1395"/>
         </w:tabs>
         <w:jc w:val="both"/>
         <w:rPr>
-          <w:rFonts w:ascii="Times New Roman" w:hAnsi="Times New Roman" w:eastAsia="Times New Roman" w:cs="Times New Roman"/>
-          <w:sz w:val="28"/>
-          <w:szCs w:val="28"/>
-          <w:lang w:val="pt-BR"/>
+          <w:sz w:val="28"/>
+          <w:szCs w:val="28"/>
         </w:rPr>
       </w:pPr>
       <w:r>
@@ -134,128 +88,122 @@
       <w:bookmarkEnd w:id="0"/>
       <w:r>
         <w:rPr>
-          <w:rFonts w:eastAsia="Times New Roman" w:cs="Times New Roman"/>
           <w:b/>
           <w:bCs/>
           <w:sz w:val="28"/>
           <w:szCs w:val="28"/>
-          <w:lang w:val="pt-BR"/>
-        </w:rPr>
-        <w:t xml:space="preserve">Francisco Gleidson Alves Filho</w:t>
-      </w:r>
-      <w:r>
-        <w:rPr>
-          <w:rFonts w:eastAsia="Times New Roman" w:cs="Times New Roman"/>
-          <w:sz w:val="28"/>
-          <w:szCs w:val="28"/>
-          <w:lang w:val="pt-BR"/>
-        </w:rPr>
-        <w:t xml:space="preserve">, Brasileiro(a), Solteiro, Autonômo, portador(a) do CPF n°. </w:t>
-      </w:r>
-      <w:r>
-        <w:rPr>
-          <w:rFonts w:eastAsia="Times New Roman" w:cs="Times New Roman"/>
+        </w:rPr>
+        <w:t>EDUARDO SANTOS DA CONCEIÇÃO</w:t>
+      </w:r>
+      <w:r>
+        <w:rPr>
+          <w:sz w:val="28"/>
+          <w:szCs w:val="28"/>
+        </w:rPr>
+        <w:t xml:space="preserve">, Brasileiro(a), Solteiro, </w:t>
+      </w:r>
+      <w:r>
+        <w:rPr>
+          <w:sz w:val="28"/>
+          <w:szCs w:val="28"/>
+        </w:rPr>
+        <w:t>Autônomo</w:t>
+      </w:r>
+      <w:r>
+        <w:rPr>
+          <w:sz w:val="28"/>
+          <w:szCs w:val="28"/>
+        </w:rPr>
+        <w:t xml:space="preserve">, portador(a) do CPF n°. </w:t>
+      </w:r>
+      <w:r>
+        <w:rPr>
           <w:b/>
           <w:bCs/>
           <w:sz w:val="28"/>
           <w:szCs w:val="28"/>
-          <w:lang w:val="pt-BR"/>
-        </w:rPr>
-        <w:t xml:space="preserve">053.036.152-35</w:t>
-      </w:r>
-      <w:r>
-        <w:rPr>
-          <w:rFonts w:eastAsia="Times New Roman" w:cs="Times New Roman"/>
-          <w:sz w:val="28"/>
-          <w:szCs w:val="28"/>
-          <w:lang w:val="pt-BR"/>
-        </w:rPr>
-        <w:t xml:space="preserve"> e RG n°. </w:t>
-      </w:r>
-      <w:r>
-        <w:rPr>
-          <w:rFonts w:eastAsia="Times New Roman" w:cs="Times New Roman"/>
+        </w:rPr>
+        <w:t>028.846.492-39</w:t>
+      </w:r>
+      <w:r>
+        <w:rPr>
+          <w:sz w:val="28"/>
+          <w:szCs w:val="28"/>
+        </w:rPr>
+        <w:t xml:space="preserve">, residente e domiciliado(a) na </w:t>
+      </w:r>
+      <w:r>
+        <w:rPr>
           <w:b/>
           <w:bCs/>
           <w:sz w:val="28"/>
           <w:szCs w:val="28"/>
-          <w:lang w:val="pt-BR"/>
-        </w:rPr>
-        <w:t xml:space="preserve">053.036.152-35</w:t>
-      </w:r>
-      <w:r>
-        <w:rPr>
-          <w:rFonts w:eastAsia="Times New Roman" w:cs="Times New Roman"/>
-          <w:sz w:val="28"/>
-          <w:szCs w:val="28"/>
-          <w:lang w:val="pt-BR"/>
-        </w:rPr>
-        <w:t xml:space="preserve">, residente e domiciliado(a) na </w:t>
-      </w:r>
-      <w:r>
-        <w:rPr>
-          <w:rFonts w:eastAsia="Times New Roman" w:cs="Times New Roman"/>
+        </w:rPr>
+        <w:t>Área Rural</w:t>
+      </w:r>
+      <w:r>
+        <w:rPr>
+          <w:sz w:val="28"/>
+          <w:szCs w:val="28"/>
+        </w:rPr>
+        <w:t>,</w:t>
+      </w:r>
+      <w:r>
+        <w:rPr>
+          <w:sz w:val="28"/>
+          <w:szCs w:val="28"/>
+        </w:rPr>
+        <w:t xml:space="preserve"> 01</w:t>
+      </w:r>
+      <w:r>
+        <w:rPr>
+          <w:sz w:val="28"/>
+          <w:szCs w:val="28"/>
+        </w:rPr>
+        <w:t xml:space="preserve">, em </w:t>
+      </w:r>
+      <w:r>
+        <w:rPr>
           <w:b/>
           <w:bCs/>
           <w:sz w:val="28"/>
           <w:szCs w:val="28"/>
-          <w:lang w:val="pt-BR"/>
-        </w:rPr>
-        <w:t xml:space="preserve">Travessa Tambuatá</w:t>
-      </w:r>
-      <w:r>
-        <w:rPr>
-          <w:rFonts w:eastAsia="Times New Roman" w:cs="Times New Roman"/>
-          <w:sz w:val="28"/>
-          <w:szCs w:val="28"/>
-          <w:lang w:val="pt-BR"/>
-        </w:rPr>
-        <w:t xml:space="preserve">,35,bairro: Montanhês, em </w:t>
-      </w:r>
-      <w:r>
-        <w:rPr>
-          <w:rFonts w:eastAsia="Times New Roman" w:cs="Times New Roman"/>
+        </w:rPr>
+        <w:t>Rio branco</w:t>
+      </w:r>
+      <w:r>
+        <w:rPr>
+          <w:sz w:val="28"/>
+          <w:szCs w:val="28"/>
+        </w:rPr>
+        <w:t>-</w:t>
+      </w:r>
+      <w:r>
+        <w:rPr>
           <w:b/>
           <w:bCs/>
           <w:sz w:val="28"/>
           <w:szCs w:val="28"/>
-          <w:lang w:val="pt-BR"/>
-        </w:rPr>
-        <w:t xml:space="preserve">Rio branco</w:t>
-      </w:r>
-      <w:r>
-        <w:rPr>
-          <w:rFonts w:eastAsia="Times New Roman" w:cs="Times New Roman"/>
-          <w:sz w:val="28"/>
-          <w:szCs w:val="28"/>
-          <w:lang w:val="pt-BR"/>
-        </w:rPr>
-        <w:t>-</w:t>
-      </w:r>
-      <w:r>
-        <w:rPr>
-          <w:rFonts w:eastAsia="Times New Roman" w:cs="Times New Roman"/>
-          <w:b/>
-          <w:bCs/>
-          <w:sz w:val="28"/>
-          <w:szCs w:val="28"/>
-          <w:lang w:val="pt-BR"/>
-        </w:rPr>
-        <w:t xml:space="preserve">AC</w:t>
-      </w:r>
-      <w:r>
-        <w:rPr>
-          <w:rFonts w:eastAsia="Times New Roman" w:cs="Times New Roman"/>
-          <w:sz w:val="28"/>
-          <w:szCs w:val="28"/>
-          <w:lang w:val="pt-BR"/>
-        </w:rPr>
-        <w:t xml:space="preserve">, CEP: 69921521</w:t>
-      </w:r>
-    </w:p>
-    <w:p>
-      <w:pPr>
-        <w:pStyle w:val="Normal"/>
+        </w:rPr>
+        <w:t>AC</w:t>
+      </w:r>
+      <w:r>
+        <w:rPr>
+          <w:sz w:val="28"/>
+          <w:szCs w:val="28"/>
+        </w:rPr>
+        <w:t>, CEP: 69921521</w:t>
+      </w:r>
+      <w:r>
+        <w:rPr>
+          <w:sz w:val="28"/>
+          <w:szCs w:val="28"/>
+        </w:rPr>
+        <w:t>.</w:t>
+      </w:r>
+    </w:p>
+    <w:p>
+      <w:pPr>
         <w:jc w:val="both"/>
         <w:rPr>
           <w:b/>
@@ -265,7 +213,10 @@
           <w:szCs w:val="26"/>
         </w:rPr>
       </w:pPr>
-      <w:r>
+    </w:p>
+    <w:p>
+      <w:pPr>
+        <w:jc w:val="both"/>
         <w:rPr>
           <w:b/>
           <w:bCs/>
@@ -273,11 +224,13 @@
           <w:sz w:val="26"/>
           <w:szCs w:val="26"/>
         </w:rPr>
-      </w:r>
-    </w:p>
-    <w:p>
-      <w:pPr>
-        <w:pStyle w:val="Normal"/>
+      </w:pPr>
+    </w:p>
+    <w:p>
+      <w:pPr>
+        <w:tabs>
+          <w:tab w:val="left" w:pos="1395"/>
+        </w:tabs>
         <w:jc w:val="both"/>
         <w:rPr>
           <w:sz w:val="28"/>
@@ -306,38 +259,209 @@
           <w:sz w:val="28"/>
           <w:szCs w:val="28"/>
         </w:rPr>
-        <w:t>NATANIEL DA SILVA MEIRELES</w:t>
-      </w:r>
-      <w:r>
-        <w:rPr>
-          <w:sz w:val="28"/>
-          <w:szCs w:val="28"/>
-        </w:rPr>
-        <w:t xml:space="preserve">, brasileiro, solteiro, advogado, inscrito na OAB/AC sob o n.º 4.012, com Escritório Profissional na Rua Benjamin Constant, Edifício Tânia, 2º Andar, Sala 202, Centro, em Rio Branco, no Estado do Acre, onde recebem suas intimações de estilo. </w:t>
-      </w:r>
-    </w:p>
-    <w:p>
-      <w:pPr>
-        <w:pStyle w:val="Normal"/>
-        <w:ind w:firstLine="2340"/>
-        <w:jc w:val="center"/>
-        <w:rPr>
-          <w:b/>
-          <w:sz w:val="28"/>
-          <w:szCs w:val="28"/>
-        </w:rPr>
-      </w:pPr>
-      <w:r>
-        <w:rPr>
-          <w:b/>
-          <w:sz w:val="28"/>
-          <w:szCs w:val="28"/>
-        </w:rPr>
-      </w:r>
-    </w:p>
-    <w:p>
-      <w:pPr>
-        <w:pStyle w:val="Normal"/>
+        <w:t>SIDNE ROBSON BARROS DE OLIVEIRA</w:t>
+      </w:r>
+      <w:r>
+        <w:rPr>
+          <w:sz w:val="28"/>
+          <w:szCs w:val="28"/>
+        </w:rPr>
+        <w:t xml:space="preserve">, </w:t>
+      </w:r>
+      <w:r>
+        <w:rPr>
+          <w:sz w:val="28"/>
+          <w:szCs w:val="28"/>
+        </w:rPr>
+        <w:t xml:space="preserve">Brasileiro(a), Solteiro, </w:t>
+      </w:r>
+      <w:r>
+        <w:rPr>
+          <w:sz w:val="28"/>
+          <w:szCs w:val="28"/>
+        </w:rPr>
+        <w:t xml:space="preserve">Agropecuarista </w:t>
+      </w:r>
+      <w:proofErr w:type="spellStart"/>
+      <w:r>
+        <w:rPr>
+          <w:sz w:val="28"/>
+          <w:szCs w:val="28"/>
+        </w:rPr>
+        <w:t>Autonômo</w:t>
+      </w:r>
+      <w:proofErr w:type="spellEnd"/>
+      <w:r>
+        <w:rPr>
+          <w:sz w:val="28"/>
+          <w:szCs w:val="28"/>
+        </w:rPr>
+        <w:t xml:space="preserve">, portador(a) do CPF n°. </w:t>
+      </w:r>
+      <w:r>
+        <w:rPr>
+          <w:sz w:val="28"/>
+          <w:szCs w:val="28"/>
+        </w:rPr>
+        <w:t>051.437.412-89</w:t>
+      </w:r>
+      <w:r>
+        <w:rPr>
+          <w:sz w:val="28"/>
+          <w:szCs w:val="28"/>
+        </w:rPr>
+        <w:t xml:space="preserve"> e RG n°. </w:t>
+      </w:r>
+      <w:r>
+        <w:rPr>
+          <w:b/>
+          <w:bCs/>
+          <w:sz w:val="28"/>
+          <w:szCs w:val="28"/>
+        </w:rPr>
+        <w:t>13385666</w:t>
+      </w:r>
+      <w:r>
+        <w:rPr>
+          <w:sz w:val="28"/>
+          <w:szCs w:val="28"/>
+        </w:rPr>
+        <w:t>, residente e domiciliado(a) n</w:t>
+      </w:r>
+      <w:r>
+        <w:rPr>
+          <w:sz w:val="28"/>
+          <w:szCs w:val="28"/>
+        </w:rPr>
+        <w:t xml:space="preserve">o </w:t>
+      </w:r>
+      <w:r>
+        <w:rPr>
+          <w:b/>
+          <w:bCs/>
+          <w:sz w:val="28"/>
+          <w:szCs w:val="28"/>
+        </w:rPr>
+        <w:t xml:space="preserve">Ramal da </w:t>
+      </w:r>
+      <w:proofErr w:type="spellStart"/>
+      <w:r>
+        <w:rPr>
+          <w:b/>
+          <w:bCs/>
+          <w:sz w:val="28"/>
+          <w:szCs w:val="28"/>
+        </w:rPr>
+        <w:t>Picarreira</w:t>
+      </w:r>
+      <w:proofErr w:type="spellEnd"/>
+      <w:r>
+        <w:rPr>
+          <w:sz w:val="28"/>
+          <w:szCs w:val="28"/>
+        </w:rPr>
+        <w:t>,</w:t>
+      </w:r>
+      <w:r>
+        <w:rPr>
+          <w:sz w:val="28"/>
+          <w:szCs w:val="28"/>
+        </w:rPr>
+        <w:t xml:space="preserve"> 2111</w:t>
+      </w:r>
+      <w:r>
+        <w:rPr>
+          <w:sz w:val="28"/>
+          <w:szCs w:val="28"/>
+        </w:rPr>
+        <w:t>,</w:t>
+      </w:r>
+      <w:r>
+        <w:rPr>
+          <w:sz w:val="28"/>
+          <w:szCs w:val="28"/>
+        </w:rPr>
+        <w:t xml:space="preserve"> </w:t>
+      </w:r>
+      <w:r>
+        <w:rPr>
+          <w:sz w:val="28"/>
+          <w:szCs w:val="28"/>
+        </w:rPr>
+        <w:t xml:space="preserve">bairro: </w:t>
+      </w:r>
+      <w:r>
+        <w:rPr>
+          <w:sz w:val="28"/>
+          <w:szCs w:val="28"/>
+        </w:rPr>
+        <w:t xml:space="preserve">Vila </w:t>
+      </w:r>
+      <w:proofErr w:type="spellStart"/>
+      <w:r>
+        <w:rPr>
+          <w:sz w:val="28"/>
+          <w:szCs w:val="28"/>
+        </w:rPr>
+        <w:t>Benfíca</w:t>
+      </w:r>
+      <w:proofErr w:type="spellEnd"/>
+      <w:r>
+        <w:rPr>
+          <w:sz w:val="28"/>
+          <w:szCs w:val="28"/>
+        </w:rPr>
+        <w:t xml:space="preserve">, em </w:t>
+      </w:r>
+      <w:r>
+        <w:rPr>
+          <w:b/>
+          <w:bCs/>
+          <w:sz w:val="28"/>
+          <w:szCs w:val="28"/>
+        </w:rPr>
+        <w:t>Rio branco</w:t>
+      </w:r>
+      <w:r>
+        <w:rPr>
+          <w:sz w:val="28"/>
+          <w:szCs w:val="28"/>
+        </w:rPr>
+        <w:t>-</w:t>
+      </w:r>
+      <w:r>
+        <w:rPr>
+          <w:b/>
+          <w:bCs/>
+          <w:sz w:val="28"/>
+          <w:szCs w:val="28"/>
+        </w:rPr>
+        <w:t>AC</w:t>
+      </w:r>
+      <w:r>
+        <w:rPr>
+          <w:sz w:val="28"/>
+          <w:szCs w:val="28"/>
+        </w:rPr>
+        <w:t>, CEP: 699</w:t>
+      </w:r>
+      <w:r>
+        <w:rPr>
+          <w:sz w:val="28"/>
+          <w:szCs w:val="28"/>
+        </w:rPr>
+        <w:t>02992</w:t>
+      </w:r>
+      <w:r>
+        <w:rPr>
+          <w:sz w:val="28"/>
+          <w:szCs w:val="28"/>
+        </w:rPr>
+        <w:t>.</w:t>
+      </w:r>
+    </w:p>
+    <w:p>
+      <w:pPr>
         <w:jc w:val="both"/>
         <w:rPr>
           <w:b/>
@@ -345,75 +469,48 @@
           <w:szCs w:val="28"/>
         </w:rPr>
       </w:pPr>
-      <w:r>
-        <w:rPr>
-          <w:b/>
-          <w:sz w:val="28"/>
-          <w:szCs w:val="28"/>
-        </w:rPr>
-        <w:t>PODERES</w:t>
-      </w:r>
-      <w:r>
-        <w:rPr>
-          <w:sz w:val="28"/>
-          <w:szCs w:val="28"/>
-        </w:rPr>
-        <w:t xml:space="preserve">: “a quem confere os poderes da cláusula </w:t>
-      </w:r>
-      <w:r>
-        <w:rPr>
-          <w:b/>
-          <w:sz w:val="28"/>
-          <w:szCs w:val="28"/>
-        </w:rPr>
-        <w:t xml:space="preserve">“AD JUDICIA” </w:t>
-      </w:r>
-      <w:r>
-        <w:rPr>
-          <w:sz w:val="28"/>
-          <w:szCs w:val="28"/>
-        </w:rPr>
-        <w:t xml:space="preserve">para propor ação em qualquer Juízo, Instância ou Tribunal, defender os interesses do Outorgante, representá-lo, podendo agir em conjunto ou separadamente, independente de nomeação, interpor todos os recursos em direito permitidos, confessar, transigir, desistir, concordar, receber e dar quitação, tomar posse de bens em nome do Outorgante, representá-lo perante quaisquer repartições públicas, federais, estaduais e municipais, instituições financeiras, inclusive substabelecer, enfim praticar todos os atos que se fizerem necessários ao fiel cumprimento deste mandato. </w:t>
-      </w:r>
-    </w:p>
-    <w:p>
-      <w:pPr>
-        <w:pStyle w:val="Normal"/>
-        <w:ind w:firstLine="2340"/>
+    </w:p>
+    <w:p>
+      <w:pPr>
         <w:jc w:val="both"/>
         <w:rPr>
-          <w:sz w:val="28"/>
-          <w:szCs w:val="28"/>
-        </w:rPr>
-      </w:pPr>
-      <w:r>
-        <w:rPr>
-          <w:sz w:val="28"/>
-          <w:szCs w:val="28"/>
-        </w:rPr>
-      </w:r>
-    </w:p>
-    <w:p>
-      <w:pPr>
-        <w:pStyle w:val="Normal"/>
-        <w:ind w:firstLine="2340"/>
+          <w:b/>
+          <w:sz w:val="28"/>
+          <w:szCs w:val="28"/>
+        </w:rPr>
+      </w:pPr>
+      <w:r>
+        <w:rPr>
+          <w:sz w:val="28"/>
+          <w:szCs w:val="28"/>
+        </w:rPr>
+        <w:pict w14:anchorId="61490020">
+          <v:rect id="_x0000_i1031" style="width:0;height:1.5pt" o:hralign="center" o:hrstd="t" o:hr="t" fillcolor="#a0a0a0" stroked="f"/>
+        </w:pict>
+      </w:r>
+    </w:p>
+    <w:p>
+      <w:pPr>
         <w:jc w:val="both"/>
         <w:rPr>
-          <w:sz w:val="28"/>
-          <w:szCs w:val="28"/>
-        </w:rPr>
-      </w:pPr>
-      <w:r>
-        <w:rPr>
-          <w:sz w:val="28"/>
-          <w:szCs w:val="28"/>
-        </w:rPr>
-      </w:r>
-    </w:p>
-    <w:p>
-      <w:pPr>
-        <w:pStyle w:val="Normal"/>
-        <w:ind w:firstLine="2340"/>
+          <w:b/>
+          <w:bCs/>
+          <w:sz w:val="28"/>
+          <w:szCs w:val="28"/>
+        </w:rPr>
+      </w:pPr>
+      <w:r>
+        <w:rPr>
+          <w:b/>
+          <w:bCs/>
+          <w:sz w:val="28"/>
+          <w:szCs w:val="28"/>
+        </w:rPr>
+        <w:t>DOS PODERES:</w:t>
+      </w:r>
+    </w:p>
+    <w:p>
+      <w:pPr>
         <w:jc w:val="both"/>
         <w:rPr>
           <w:sz w:val="28"/>
@@ -425,14 +522,49 @@
           <w:sz w:val="28"/>
           <w:szCs w:val="28"/>
         </w:rPr>
-      </w:r>
-    </w:p>
-    <w:p>
-      <w:pPr>
-        <w:pStyle w:val="Normal"/>
+        <w:t>"A quem confere poderes amplos, gerais e absolutos sobre o veículo Marca/Modelo: Toyota Hilux CS D4-D 4X4 2.5 16V 102CV, Ano: 2010, Cor: Prata, Placa: MZY0G22, Chassi: 8AJDR22G7A4012135, RENAVAM: 00206066805. O outorgado tem total poder para vender, alienar e transferir o veículo para o seu próprio nome ou de terceiros, assinando o recibo de compra e venda (CRV/ATPV-e), recebendo valores e dando quitação. Fica expressamente autorizado a representar o outorgante perante o DETRAN, Polícia Rodoviária e demais órgãos competentes para resolver quaisquer pendências, licenciar, solicitar documentos e pagar taxas ou multas. Possui plenos poderes para requerer a liberação e retirar o veículo de pátios de retenção ou apreensão, assinando os termos de liberação. Por fim, pode representar o outorgante em questões judiciais ou extrajudiciais referentes exclusivamente ao veículo, acionar seguradoras e nomear advogados, praticando todos os atos necessários para o cumprimento deste mandato, com poderes para substabelecer."</w:t>
+      </w:r>
+    </w:p>
+    <w:p>
+      <w:pPr>
+        <w:jc w:val="both"/>
+        <w:rPr>
+          <w:sz w:val="28"/>
+          <w:szCs w:val="28"/>
+        </w:rPr>
+      </w:pPr>
+    </w:p>
+    <w:p>
+      <w:pPr>
+        <w:jc w:val="both"/>
+        <w:rPr>
+          <w:sz w:val="28"/>
+          <w:szCs w:val="28"/>
+        </w:rPr>
+      </w:pPr>
+    </w:p>
+    <w:p>
+      <w:pPr>
+        <w:jc w:val="both"/>
+        <w:rPr>
+          <w:sz w:val="28"/>
+          <w:szCs w:val="28"/>
+        </w:rPr>
+      </w:pPr>
+    </w:p>
+    <w:p>
+      <w:pPr>
+        <w:jc w:val="both"/>
+        <w:rPr>
+          <w:sz w:val="28"/>
+          <w:szCs w:val="28"/>
+        </w:rPr>
+      </w:pPr>
+    </w:p>
+    <w:p>
+      <w:pPr>
         <w:tabs>
-          <w:tab w:val="clear" w:pos="708"/>
-          <w:tab w:val="left" w:pos="4395" w:leader="none"/>
+          <w:tab w:val="left" w:pos="4395"/>
         </w:tabs>
         <w:ind w:firstLine="2340"/>
         <w:jc w:val="both"/>
@@ -446,42 +578,55 @@
           <w:sz w:val="28"/>
           <w:szCs w:val="28"/>
         </w:rPr>
-        <w:t xml:space="preserve">Rio Branco/AC, 20 de fevereiro de 2026.</w:t>
-      </w:r>
-    </w:p>
-    <w:p>
-      <w:pPr>
-        <w:pStyle w:val="Normal"/>
-        <w:rPr>
-          <w:sz w:val="28"/>
-          <w:szCs w:val="28"/>
-        </w:rPr>
-      </w:pPr>
-      <w:r>
-        <w:rPr>
-          <w:sz w:val="28"/>
-          <w:szCs w:val="28"/>
-        </w:rPr>
-      </w:r>
-    </w:p>
-    <w:p>
-      <w:pPr>
-        <w:pStyle w:val="Normal"/>
-        <w:rPr>
-          <w:sz w:val="28"/>
-          <w:szCs w:val="28"/>
-        </w:rPr>
-      </w:pPr>
-      <w:r>
-        <w:rPr>
-          <w:sz w:val="28"/>
-          <w:szCs w:val="28"/>
-        </w:rPr>
-      </w:r>
-    </w:p>
-    <w:p>
-      <w:pPr>
-        <w:pStyle w:val="Normal"/>
+        <w:t xml:space="preserve">Rio Branco/AC, </w:t>
+      </w:r>
+      <w:r>
+        <w:rPr>
+          <w:sz w:val="28"/>
+          <w:szCs w:val="28"/>
+        </w:rPr>
+        <w:t>2 de março de 2026</w:t>
+      </w:r>
+    </w:p>
+    <w:p>
+      <w:pPr>
+        <w:tabs>
+          <w:tab w:val="left" w:pos="4395"/>
+        </w:tabs>
+        <w:ind w:firstLine="2340"/>
+        <w:jc w:val="both"/>
+        <w:rPr>
+          <w:sz w:val="28"/>
+          <w:szCs w:val="28"/>
+        </w:rPr>
+      </w:pPr>
+    </w:p>
+    <w:p>
+      <w:pPr>
+        <w:rPr>
+          <w:sz w:val="28"/>
+          <w:szCs w:val="28"/>
+        </w:rPr>
+      </w:pPr>
+    </w:p>
+    <w:p>
+      <w:pPr>
+        <w:rPr>
+          <w:sz w:val="28"/>
+          <w:szCs w:val="28"/>
+        </w:rPr>
+      </w:pPr>
+    </w:p>
+    <w:p>
+      <w:pPr>
+        <w:rPr>
+          <w:sz w:val="28"/>
+          <w:szCs w:val="28"/>
+        </w:rPr>
+      </w:pPr>
+    </w:p>
+    <w:p>
+      <w:pPr>
         <w:jc w:val="center"/>
         <w:rPr>
           <w:sz w:val="28"/>
@@ -493,30 +638,13 @@
           <w:sz w:val="28"/>
           <w:szCs w:val="28"/>
         </w:rPr>
-      </w:r>
-    </w:p>
-    <w:p>
-      <w:pPr>
-        <w:pStyle w:val="Normal"/>
+        <w:t>___________________________________________________</w:t>
+      </w:r>
+    </w:p>
+    <w:p>
+      <w:pPr>
         <w:jc w:val="center"/>
         <w:rPr>
-          <w:sz w:val="28"/>
-          <w:szCs w:val="28"/>
-        </w:rPr>
-      </w:pPr>
-      <w:r>
-        <w:rPr>
-          <w:sz w:val="28"/>
-          <w:szCs w:val="28"/>
-        </w:rPr>
-        <w:t>____________________________________________________</w:t>
-      </w:r>
-    </w:p>
-    <w:p>
-      <w:pPr>
-        <w:pStyle w:val="Normal"/>
-        <w:jc w:val="center"/>
-        <w:rPr>
           <w:b/>
           <w:sz w:val="28"/>
           <w:szCs w:val="28"/>
@@ -532,107 +660,44 @@
         <w:t>OUTORGANTE</w:t>
       </w:r>
     </w:p>
-    <w:p>
-      <w:pPr>
-        <w:pStyle w:val="Normal"/>
-        <w:jc w:val="center"/>
-        <w:rPr>
-          <w:sz w:val="28"/>
-          <w:szCs w:val="28"/>
-        </w:rPr>
-      </w:pPr>
-      <w:r>
-        <w:rPr>
-          <w:sz w:val="28"/>
-          <w:szCs w:val="28"/>
-        </w:rPr>
-      </w:r>
-    </w:p>
-    <w:p>
-      <w:pPr>
-        <w:pStyle w:val="Normal"/>
-        <w:jc w:val="center"/>
-        <w:rPr>
-          <w:sz w:val="28"/>
-          <w:szCs w:val="28"/>
-        </w:rPr>
-      </w:pPr>
-      <w:r>
-        <w:rPr>
-          <w:sz w:val="28"/>
-          <w:szCs w:val="28"/>
-        </w:rPr>
-      </w:r>
-    </w:p>
-    <w:p>
-      <w:pPr>
-        <w:pStyle w:val="Normal"/>
-        <w:rPr>
-          <w:sz w:val="28"/>
-          <w:szCs w:val="28"/>
-        </w:rPr>
-      </w:pPr>
-      <w:r>
-        <w:rPr>
-          <w:sz w:val="28"/>
-          <w:szCs w:val="28"/>
-        </w:rPr>
-      </w:r>
-    </w:p>
-    <w:p>
-      <w:pPr>
-        <w:pStyle w:val="Normal"/>
-        <w:jc w:val="center"/>
-        <w:rPr>
-          <w:sz w:val="28"/>
-          <w:szCs w:val="28"/>
-        </w:rPr>
-      </w:pPr>
-      <w:r>
-        <w:rPr>
-          <w:sz w:val="28"/>
-          <w:szCs w:val="28"/>
-        </w:rPr>
-      </w:r>
-    </w:p>
     <w:sectPr>
-      <w:headerReference w:type="even" r:id="rId2"/>
-      <w:headerReference w:type="default" r:id="rId3"/>
-      <w:headerReference w:type="first" r:id="rId4"/>
-      <w:footerReference w:type="even" r:id="rId5"/>
-      <w:footerReference w:type="default" r:id="rId6"/>
-      <w:footerReference w:type="first" r:id="rId7"/>
-      <w:type w:val="nextPage"/>
+      <w:footerReference w:type="default" r:id="rId8"/>
+      <w:headerReference w:type="first" r:id="rId9"/>
+      <w:footerReference w:type="first" r:id="rId10"/>
       <w:pgSz w:w="11906" w:h="16838"/>
-      <w:pgMar w:left="1701" w:right="1701" w:gutter="0" w:header="709" w:top="1542" w:footer="709" w:bottom="1542"/>
-      <w:pgNumType w:fmt="decimal"/>
-      <w:formProt w:val="false"/>
-      <w:textDirection w:val="lrTb"/>
-      <w:docGrid w:type="default" w:linePitch="360" w:charSpace="0"/>
+      <w:pgMar w:top="1542" w:right="1701" w:bottom="1542" w:left="1701" w:header="709" w:footer="709" w:gutter="0"/>
+      <w:cols w:space="720"/>
+      <w:formProt w:val="0"/>
+      <w:docGrid w:linePitch="360"/>
     </w:sectPr>
   </w:body>
 </w:document>
 </file>
 
+<file path=word/endnotes.xml><?xml version="1.0" encoding="utf-8"?>
+<w:endnotes xmlns:wpc="http://schemas.microsoft.com/office/word/2010/wordprocessingCanvas" xmlns:cx="http://schemas.microsoft.com/office/drawing/2014/chartex" xmlns:cx1="http://schemas.microsoft.com/office/drawing/2015/9/8/chartex" xmlns:cx2="http://schemas.microsoft.com/office/drawing/2015/10/21/chartex" xmlns:cx3="http://schemas.microsoft.com/office/drawing/2016/5/9/chartex" xmlns:cx4="http://schemas.microsoft.com/office/drawing/2016/5/10/chartex" xmlns:cx5="http://schemas.microsoft.com/office/drawing/2016/5/11/chartex" xmlns:cx6="http://schemas.microsoft.com/office/drawing/2016/5/12/chartex" xmlns:cx7="http://schemas.microsoft.com/office/drawing/2016/5/13/chartex" xmlns:cx8="http://schemas.microsoft.com/office/drawing/2016/5/14/chartex" xmlns:mc="http://schemas.openxmlformats.org/markup-compatibility/2006" xmlns:aink="http://schemas.microsoft.com/office/drawing/2016/ink" xmlns:am3d="http://schemas.microsoft.com/office/drawing/2017/model3d" xmlns:o="urn:schemas-microsoft-com:office:office" xmlns:oel="http://schemas.microsoft.com/office/2019/extlst" xmlns:r="http://schemas.openxmlformats.org/officeDocument/2006/relationships" xmlns:m="http://schemas.openxmlformats.org/officeDocument/2006/math" xmlns:v="urn:schemas-microsoft-com:vml" xmlns:wp14="http://schemas.microsoft.com/office/word/2010/wordprocessingDrawing" xmlns:wp="http://schemas.openxmlformats.org/drawingml/2006/wordprocessingDrawing" xmlns:w10="urn:schemas-microsoft-com:office:word" xmlns:w="http://schemas.openxmlformats.org/wordprocessingml/2006/main" xmlns:w14="http://schemas.microsoft.com/office/word/2010/wordml" xmlns:w15="http://schemas.microsoft.com/office/word/2012/wordml" xmlns:w16cex="http://schemas.microsoft.com/office/word/2018/wordml/cex" xmlns:w16cid="http://schemas.microsoft.com/office/word/2016/wordml/cid" xmlns:w16="http://schemas.microsoft.com/office/word/2018/wordml" xmlns:w16sdtdh="http://schemas.microsoft.com/office/word/2020/wordml/sdtdatahash" xmlns:w16se="http://schemas.microsoft.com/office/word/2015/wordml/symex" xmlns:wpg="http://schemas.microsoft.com/office/word/2010/wordprocessingGroup" xmlns:wpi="http://schemas.microsoft.com/office/word/2010/wordprocessingInk" xmlns:wne="http://schemas.microsoft.com/office/word/2006/wordml" xmlns:wps="http://schemas.microsoft.com/office/word/2010/wordprocessingShape" mc:Ignorable="w14 w15 w16se w16cid w16 w16cex w16sdtdh wp14">
+  <w:endnote w:type="separator" w:id="-1">
+    <w:p>
+      <w:r>
+        <w:separator/>
+      </w:r>
+    </w:p>
+  </w:endnote>
+  <w:endnote w:type="continuationSeparator" w:id="0">
+    <w:p>
+      <w:r>
+        <w:continuationSeparator/>
+      </w:r>
+    </w:p>
+  </w:endnote>
+</w:endnotes>
+</file>
+
 <file path=word/footer1.xml><?xml version="1.0" encoding="utf-8"?>
-<w:ftr xmlns:o="urn:schemas-microsoft-com:office:office" xmlns:r="http://schemas.openxmlformats.org/officeDocument/2006/relationships" xmlns:v="urn:schemas-microsoft-com:vml" xmlns:w="http://schemas.openxmlformats.org/wordprocessingml/2006/main" xmlns:w10="urn:schemas-microsoft-com:office:word" xmlns:wp="http://schemas.openxmlformats.org/drawingml/2006/wordprocessingDrawing" xmlns:pic="http://schemas.openxmlformats.org/drawingml/2006/picture" xmlns:wps="http://schemas.microsoft.com/office/word/2010/wordprocessingShape" xmlns:wpg="http://schemas.microsoft.com/office/word/2010/wordprocessingGroup" xmlns:mc="http://schemas.openxmlformats.org/markup-compatibility/2006" xmlns:wp14="http://schemas.microsoft.com/office/word/2010/wordprocessingDrawing" xmlns:w14="http://schemas.microsoft.com/office/word/2010/wordml" xmlns:w15="http://schemas.microsoft.com/office/word/2012/wordml" mc:Ignorable="w14 wp14 w15">
+<w:ftr xmlns:wpc="http://schemas.microsoft.com/office/word/2010/wordprocessingCanvas" xmlns:cx="http://schemas.microsoft.com/office/drawing/2014/chartex" xmlns:cx1="http://schemas.microsoft.com/office/drawing/2015/9/8/chartex" xmlns:cx2="http://schemas.microsoft.com/office/drawing/2015/10/21/chartex" xmlns:cx3="http://schemas.microsoft.com/office/drawing/2016/5/9/chartex" xmlns:cx4="http://schemas.microsoft.com/office/drawing/2016/5/10/chartex" xmlns:cx5="http://schemas.microsoft.com/office/drawing/2016/5/11/chartex" xmlns:cx6="http://schemas.microsoft.com/office/drawing/2016/5/12/chartex" xmlns:cx7="http://schemas.microsoft.com/office/drawing/2016/5/13/chartex" xmlns:cx8="http://schemas.microsoft.com/office/drawing/2016/5/14/chartex" xmlns:mc="http://schemas.openxmlformats.org/markup-compatibility/2006" xmlns:aink="http://schemas.microsoft.com/office/drawing/2016/ink" xmlns:am3d="http://schemas.microsoft.com/office/drawing/2017/model3d" xmlns:o="urn:schemas-microsoft-com:office:office" xmlns:oel="http://schemas.microsoft.com/office/2019/extlst" xmlns:r="http://schemas.openxmlformats.org/officeDocument/2006/relationships" xmlns:m="http://schemas.openxmlformats.org/officeDocument/2006/math" xmlns:v="urn:schemas-microsoft-com:vml" xmlns:wp14="http://schemas.microsoft.com/office/word/2010/wordprocessingDrawing" xmlns:wp="http://schemas.openxmlformats.org/drawingml/2006/wordprocessingDrawing" xmlns:w10="urn:schemas-microsoft-com:office:word" xmlns:w="http://schemas.openxmlformats.org/wordprocessingml/2006/main" xmlns:w14="http://schemas.microsoft.com/office/word/2010/wordml" xmlns:w15="http://schemas.microsoft.com/office/word/2012/wordml" xmlns:w16cex="http://schemas.microsoft.com/office/word/2018/wordml/cex" xmlns:w16cid="http://schemas.microsoft.com/office/word/2016/wordml/cid" xmlns:w16="http://schemas.microsoft.com/office/word/2018/wordml" xmlns:w16sdtdh="http://schemas.microsoft.com/office/word/2020/wordml/sdtdatahash" xmlns:w16se="http://schemas.microsoft.com/office/word/2015/wordml/symex" xmlns:wpg="http://schemas.microsoft.com/office/word/2010/wordprocessingGroup" xmlns:wpi="http://schemas.microsoft.com/office/word/2010/wordprocessingInk" xmlns:wne="http://schemas.microsoft.com/office/word/2006/wordml" xmlns:wps="http://schemas.microsoft.com/office/word/2010/wordprocessingShape" mc:Ignorable="w14 w15 w16se w16cid w16 w16cex w16sdtdh wp14">
   <w:p>
     <w:pPr>
-      <w:pStyle w:val="Footer"/>
-      <w:rPr/>
-    </w:pPr>
-    <w:r>
-      <w:rPr/>
-    </w:r>
-  </w:p>
-</w:ftr>
-</file>
-
-<file path=word/footer2.xml><?xml version="1.0" encoding="utf-8"?>
-<w:ftr xmlns:o="urn:schemas-microsoft-com:office:office" xmlns:r="http://schemas.openxmlformats.org/officeDocument/2006/relationships" xmlns:v="urn:schemas-microsoft-com:vml" xmlns:w="http://schemas.openxmlformats.org/wordprocessingml/2006/main" xmlns:w10="urn:schemas-microsoft-com:office:word" xmlns:wp="http://schemas.openxmlformats.org/drawingml/2006/wordprocessingDrawing" xmlns:pic="http://schemas.openxmlformats.org/drawingml/2006/picture" xmlns:wps="http://schemas.microsoft.com/office/word/2010/wordprocessingShape" xmlns:wpg="http://schemas.microsoft.com/office/word/2010/wordprocessingGroup" xmlns:mc="http://schemas.openxmlformats.org/markup-compatibility/2006" xmlns:wp14="http://schemas.microsoft.com/office/word/2010/wordprocessingDrawing" xmlns:w14="http://schemas.microsoft.com/office/word/2010/wordml" xmlns:w15="http://schemas.microsoft.com/office/word/2012/wordml" mc:Ignorable="w14 wp14 w15">
-  <w:p>
-    <w:pPr>
-      <w:pStyle w:val="Footer"/>
+      <w:pStyle w:val="Rodap"/>
       <w:jc w:val="center"/>
       <w:rPr>
         <w:rFonts w:ascii="Segoe Print" w:hAnsi="Segoe Print"/>
@@ -640,22 +705,15 @@
         <w:szCs w:val="18"/>
       </w:rPr>
     </w:pPr>
-    <w:r>
-      <w:rPr>
-        <w:rFonts w:ascii="Segoe Print" w:hAnsi="Segoe Print"/>
-        <w:sz w:val="18"/>
-        <w:szCs w:val="18"/>
-      </w:rPr>
-    </w:r>
   </w:p>
 </w:ftr>
 </file>
 
-<file path=word/footer3.xml><?xml version="1.0" encoding="utf-8"?>
-<w:ftr xmlns:o="urn:schemas-microsoft-com:office:office" xmlns:r="http://schemas.openxmlformats.org/officeDocument/2006/relationships" xmlns:v="urn:schemas-microsoft-com:vml" xmlns:w="http://schemas.openxmlformats.org/wordprocessingml/2006/main" xmlns:w10="urn:schemas-microsoft-com:office:word" xmlns:wp="http://schemas.openxmlformats.org/drawingml/2006/wordprocessingDrawing" xmlns:pic="http://schemas.openxmlformats.org/drawingml/2006/picture" xmlns:wps="http://schemas.microsoft.com/office/word/2010/wordprocessingShape" xmlns:wpg="http://schemas.microsoft.com/office/word/2010/wordprocessingGroup" xmlns:mc="http://schemas.openxmlformats.org/markup-compatibility/2006" xmlns:wp14="http://schemas.microsoft.com/office/word/2010/wordprocessingDrawing" xmlns:w14="http://schemas.microsoft.com/office/word/2010/wordml" xmlns:w15="http://schemas.microsoft.com/office/word/2012/wordml" mc:Ignorable="w14 wp14 w15">
+<file path=word/footer2.xml><?xml version="1.0" encoding="utf-8"?>
+<w:ftr xmlns:wpc="http://schemas.microsoft.com/office/word/2010/wordprocessingCanvas" xmlns:cx="http://schemas.microsoft.com/office/drawing/2014/chartex" xmlns:cx1="http://schemas.microsoft.com/office/drawing/2015/9/8/chartex" xmlns:cx2="http://schemas.microsoft.com/office/drawing/2015/10/21/chartex" xmlns:cx3="http://schemas.microsoft.com/office/drawing/2016/5/9/chartex" xmlns:cx4="http://schemas.microsoft.com/office/drawing/2016/5/10/chartex" xmlns:cx5="http://schemas.microsoft.com/office/drawing/2016/5/11/chartex" xmlns:cx6="http://schemas.microsoft.com/office/drawing/2016/5/12/chartex" xmlns:cx7="http://schemas.microsoft.com/office/drawing/2016/5/13/chartex" xmlns:cx8="http://schemas.microsoft.com/office/drawing/2016/5/14/chartex" xmlns:mc="http://schemas.openxmlformats.org/markup-compatibility/2006" xmlns:aink="http://schemas.microsoft.com/office/drawing/2016/ink" xmlns:am3d="http://schemas.microsoft.com/office/drawing/2017/model3d" xmlns:o="urn:schemas-microsoft-com:office:office" xmlns:oel="http://schemas.microsoft.com/office/2019/extlst" xmlns:r="http://schemas.openxmlformats.org/officeDocument/2006/relationships" xmlns:m="http://schemas.openxmlformats.org/officeDocument/2006/math" xmlns:v="urn:schemas-microsoft-com:vml" xmlns:wp14="http://schemas.microsoft.com/office/word/2010/wordprocessingDrawing" xmlns:wp="http://schemas.openxmlformats.org/drawingml/2006/wordprocessingDrawing" xmlns:w10="urn:schemas-microsoft-com:office:word" xmlns:w="http://schemas.openxmlformats.org/wordprocessingml/2006/main" xmlns:w14="http://schemas.microsoft.com/office/word/2010/wordml" xmlns:w15="http://schemas.microsoft.com/office/word/2012/wordml" xmlns:w16cex="http://schemas.microsoft.com/office/word/2018/wordml/cex" xmlns:w16cid="http://schemas.microsoft.com/office/word/2016/wordml/cid" xmlns:w16="http://schemas.microsoft.com/office/word/2018/wordml" xmlns:w16sdtdh="http://schemas.microsoft.com/office/word/2020/wordml/sdtdatahash" xmlns:w16se="http://schemas.microsoft.com/office/word/2015/wordml/symex" xmlns:wpg="http://schemas.microsoft.com/office/word/2010/wordprocessingGroup" xmlns:wpi="http://schemas.microsoft.com/office/word/2010/wordprocessingInk" xmlns:wne="http://schemas.microsoft.com/office/word/2006/wordml" xmlns:wps="http://schemas.microsoft.com/office/word/2010/wordprocessingShape" mc:Ignorable="w14 w15 w16se w16cid w16 w16cex w16sdtdh wp14">
   <w:p>
     <w:pPr>
-      <w:pStyle w:val="Footer"/>
+      <w:pStyle w:val="Rodap"/>
       <w:jc w:val="center"/>
       <w:rPr>
         <w:rFonts w:ascii="Segoe Print" w:hAnsi="Segoe Print"/>
@@ -663,40 +721,38 @@
         <w:szCs w:val="18"/>
       </w:rPr>
     </w:pPr>
-    <w:r>
-      <w:rPr>
-        <w:rFonts w:ascii="Segoe Print" w:hAnsi="Segoe Print"/>
-        <w:sz w:val="18"/>
-        <w:szCs w:val="18"/>
-      </w:rPr>
-    </w:r>
   </w:p>
 </w:ftr>
 </file>
 
+<file path=word/footnotes.xml><?xml version="1.0" encoding="utf-8"?>
+<w:footnotes xmlns:wpc="http://schemas.microsoft.com/office/word/2010/wordprocessingCanvas" xmlns:cx="http://schemas.microsoft.com/office/drawing/2014/chartex" xmlns:cx1="http://schemas.microsoft.com/office/drawing/2015/9/8/chartex" xmlns:cx2="http://schemas.microsoft.com/office/drawing/2015/10/21/chartex" xmlns:cx3="http://schemas.microsoft.com/office/drawing/2016/5/9/chartex" xmlns:cx4="http://schemas.microsoft.com/office/drawing/2016/5/10/chartex" xmlns:cx5="http://schemas.microsoft.com/office/drawing/2016/5/11/chartex" xmlns:cx6="http://schemas.microsoft.com/office/drawing/2016/5/12/chartex" xmlns:cx7="http://schemas.microsoft.com/office/drawing/2016/5/13/chartex" xmlns:cx8="http://schemas.microsoft.com/office/drawing/2016/5/14/chartex" xmlns:mc="http://schemas.openxmlformats.org/markup-compatibility/2006" xmlns:aink="http://schemas.microsoft.com/office/drawing/2016/ink" xmlns:am3d="http://schemas.microsoft.com/office/drawing/2017/model3d" xmlns:o="urn:schemas-microsoft-com:office:office" xmlns:oel="http://schemas.microsoft.com/office/2019/extlst" xmlns:r="http://schemas.openxmlformats.org/officeDocument/2006/relationships" xmlns:m="http://schemas.openxmlformats.org/officeDocument/2006/math" xmlns:v="urn:schemas-microsoft-com:vml" xmlns:wp14="http://schemas.microsoft.com/office/word/2010/wordprocessingDrawing" xmlns:wp="http://schemas.openxmlformats.org/drawingml/2006/wordprocessingDrawing" xmlns:w10="urn:schemas-microsoft-com:office:word" xmlns:w="http://schemas.openxmlformats.org/wordprocessingml/2006/main" xmlns:w14="http://schemas.microsoft.com/office/word/2010/wordml" xmlns:w15="http://schemas.microsoft.com/office/word/2012/wordml" xmlns:w16cex="http://schemas.microsoft.com/office/word/2018/wordml/cex" xmlns:w16cid="http://schemas.microsoft.com/office/word/2016/wordml/cid" xmlns:w16="http://schemas.microsoft.com/office/word/2018/wordml" xmlns:w16sdtdh="http://schemas.microsoft.com/office/word/2020/wordml/sdtdatahash" xmlns:w16se="http://schemas.microsoft.com/office/word/2015/wordml/symex" xmlns:wpg="http://schemas.microsoft.com/office/word/2010/wordprocessingGroup" xmlns:wpi="http://schemas.microsoft.com/office/word/2010/wordprocessingInk" xmlns:wne="http://schemas.microsoft.com/office/word/2006/wordml" xmlns:wps="http://schemas.microsoft.com/office/word/2010/wordprocessingShape" mc:Ignorable="w14 w15 w16se w16cid w16 w16cex w16sdtdh wp14">
+  <w:footnote w:type="separator" w:id="-1">
+    <w:p>
+      <w:r>
+        <w:separator/>
+      </w:r>
+    </w:p>
+  </w:footnote>
+  <w:footnote w:type="continuationSeparator" w:id="0">
+    <w:p>
+      <w:r>
+        <w:continuationSeparator/>
+      </w:r>
+    </w:p>
+  </w:footnote>
+</w:footnotes>
+</file>
+
 <file path=word/header1.xml><?xml version="1.0" encoding="utf-8"?>
-<w:hdr xmlns:o="urn:schemas-microsoft-com:office:office" xmlns:r="http://schemas.openxmlformats.org/officeDocument/2006/relationships" xmlns:v="urn:schemas-microsoft-com:vml" xmlns:w="http://schemas.openxmlformats.org/wordprocessingml/2006/main" xmlns:w10="urn:schemas-microsoft-com:office:word" xmlns:wp="http://schemas.openxmlformats.org/drawingml/2006/wordprocessingDrawing" xmlns:pic="http://schemas.openxmlformats.org/drawingml/2006/picture" xmlns:wps="http://schemas.microsoft.com/office/word/2010/wordprocessingShape" xmlns:wpg="http://schemas.microsoft.com/office/word/2010/wordprocessingGroup" xmlns:mc="http://schemas.openxmlformats.org/markup-compatibility/2006" xmlns:wp14="http://schemas.microsoft.com/office/word/2010/wordprocessingDrawing" xmlns:w14="http://schemas.microsoft.com/office/word/2010/wordml" xmlns:w15="http://schemas.microsoft.com/office/word/2012/wordml" mc:Ignorable="w14 wp14 w15">
+<w:hdr xmlns:wpc="http://schemas.microsoft.com/office/word/2010/wordprocessingCanvas" xmlns:cx="http://schemas.microsoft.com/office/drawing/2014/chartex" xmlns:cx1="http://schemas.microsoft.com/office/drawing/2015/9/8/chartex" xmlns:cx2="http://schemas.microsoft.com/office/drawing/2015/10/21/chartex" xmlns:cx3="http://schemas.microsoft.com/office/drawing/2016/5/9/chartex" xmlns:cx4="http://schemas.microsoft.com/office/drawing/2016/5/10/chartex" xmlns:cx5="http://schemas.microsoft.com/office/drawing/2016/5/11/chartex" xmlns:cx6="http://schemas.microsoft.com/office/drawing/2016/5/12/chartex" xmlns:cx7="http://schemas.microsoft.com/office/drawing/2016/5/13/chartex" xmlns:cx8="http://schemas.microsoft.com/office/drawing/2016/5/14/chartex" xmlns:mc="http://schemas.openxmlformats.org/markup-compatibility/2006" xmlns:aink="http://schemas.microsoft.com/office/drawing/2016/ink" xmlns:am3d="http://schemas.microsoft.com/office/drawing/2017/model3d" xmlns:o="urn:schemas-microsoft-com:office:office" xmlns:oel="http://schemas.microsoft.com/office/2019/extlst" xmlns:r="http://schemas.openxmlformats.org/officeDocument/2006/relationships" xmlns:m="http://schemas.openxmlformats.org/officeDocument/2006/math" xmlns:v="urn:schemas-microsoft-com:vml" xmlns:wp14="http://schemas.microsoft.com/office/word/2010/wordprocessingDrawing" xmlns:wp="http://schemas.openxmlformats.org/drawingml/2006/wordprocessingDrawing" xmlns:w10="urn:schemas-microsoft-com:office:word" xmlns:w="http://schemas.openxmlformats.org/wordprocessingml/2006/main" xmlns:w14="http://schemas.microsoft.com/office/word/2010/wordml" xmlns:w15="http://schemas.microsoft.com/office/word/2012/wordml" xmlns:w16cex="http://schemas.microsoft.com/office/word/2018/wordml/cex" xmlns:w16cid="http://schemas.microsoft.com/office/word/2016/wordml/cid" xmlns:w16="http://schemas.microsoft.com/office/word/2018/wordml" xmlns:w16sdtdh="http://schemas.microsoft.com/office/word/2020/wordml/sdtdatahash" xmlns:w16se="http://schemas.microsoft.com/office/word/2015/wordml/symex" xmlns:wpg="http://schemas.microsoft.com/office/word/2010/wordprocessingGroup" xmlns:wpi="http://schemas.microsoft.com/office/word/2010/wordprocessingInk" xmlns:wne="http://schemas.microsoft.com/office/word/2006/wordml" xmlns:wps="http://schemas.microsoft.com/office/word/2010/wordprocessingShape" mc:Ignorable="w14 w15 w16se w16cid w16 w16cex w16sdtdh wp14">
   <w:p>
     <w:pPr>
-      <w:pStyle w:val="Header"/>
-      <w:rPr/>
-    </w:pPr>
-    <w:r>
-      <w:rPr/>
-    </w:r>
-  </w:p>
-</w:hdr>
-</file>
-
-<file path=word/header2.xml><?xml version="1.0" encoding="utf-8"?>
-<w:hdr xmlns:o="urn:schemas-microsoft-com:office:office" xmlns:r="http://schemas.openxmlformats.org/officeDocument/2006/relationships" xmlns:v="urn:schemas-microsoft-com:vml" xmlns:w="http://schemas.openxmlformats.org/wordprocessingml/2006/main" xmlns:w10="urn:schemas-microsoft-com:office:word" xmlns:wp="http://schemas.openxmlformats.org/drawingml/2006/wordprocessingDrawing" xmlns:pic="http://schemas.openxmlformats.org/drawingml/2006/picture" xmlns:wps="http://schemas.microsoft.com/office/word/2010/wordprocessingShape" xmlns:wpg="http://schemas.microsoft.com/office/word/2010/wordprocessingGroup" xmlns:mc="http://schemas.openxmlformats.org/markup-compatibility/2006" xmlns:wp14="http://schemas.microsoft.com/office/word/2010/wordprocessingDrawing" xmlns:w14="http://schemas.microsoft.com/office/word/2010/wordml" xmlns:w15="http://schemas.microsoft.com/office/word/2012/wordml" mc:Ignorable="w14 wp14 w15">
-  <w:p>
-    <w:pPr>
-      <w:pStyle w:val="Header"/>
+      <w:pStyle w:val="Cabealho"/>
       <w:jc w:val="center"/>
       <w:rPr>
         <w:rFonts w:ascii="Monotype Corsiva" w:hAnsi="Monotype Corsiva"/>
-        <w:color w:themeColor="text1" w:val="000000"/>
+        <w:color w:val="000000" w:themeColor="text1"/>
         <w:sz w:val="40"/>
         <w:szCs w:val="40"/>
       </w:rPr>
@@ -704,7 +760,7 @@
     <w:r>
       <w:rPr>
         <w:rFonts w:ascii="Monotype Corsiva" w:hAnsi="Monotype Corsiva"/>
-        <w:color w:themeColor="text1" w:val="000000"/>
+        <w:color w:val="000000" w:themeColor="text1"/>
         <w:sz w:val="40"/>
         <w:szCs w:val="40"/>
       </w:rPr>
@@ -713,11 +769,11 @@
   </w:p>
   <w:p>
     <w:pPr>
-      <w:pStyle w:val="Header"/>
+      <w:pStyle w:val="Cabealho"/>
       <w:jc w:val="center"/>
       <w:rPr>
         <w:rFonts w:ascii="Monotype Corsiva" w:hAnsi="Monotype Corsiva"/>
-        <w:color w:themeColor="text1" w:val="000000"/>
+        <w:color w:val="000000" w:themeColor="text1"/>
         <w:sz w:val="40"/>
         <w:szCs w:val="40"/>
       </w:rPr>
@@ -725,93 +781,149 @@
     <w:r>
       <w:rPr>
         <w:rFonts w:ascii="Monotype Corsiva" w:hAnsi="Monotype Corsiva"/>
-        <w:color w:themeColor="text1" w:val="000000"/>
+        <w:color w:val="000000" w:themeColor="text1"/>
         <w:sz w:val="40"/>
         <w:szCs w:val="40"/>
       </w:rPr>
-      <w:t xml:space="preserve"> </w:t>
-    </w:r>
-    <w:r>
-      <w:rPr>
-        <w:rFonts w:ascii="Monotype Corsiva" w:hAnsi="Monotype Corsiva"/>
-        <w:color w:themeColor="text1" w:val="000000"/>
-        <w:sz w:val="40"/>
-        <w:szCs w:val="40"/>
-      </w:rPr>
-      <w:t>ADVOGADOS</w:t>
+      <w:t xml:space="preserve"> ADVOGADOS</w:t>
     </w:r>
   </w:p>
 </w:hdr>
 </file>
 
-<file path=word/header3.xml><?xml version="1.0" encoding="utf-8"?>
-<w:hdr xmlns:o="urn:schemas-microsoft-com:office:office" xmlns:r="http://schemas.openxmlformats.org/officeDocument/2006/relationships" xmlns:v="urn:schemas-microsoft-com:vml" xmlns:w="http://schemas.openxmlformats.org/wordprocessingml/2006/main" xmlns:w10="urn:schemas-microsoft-com:office:word" xmlns:wp="http://schemas.openxmlformats.org/drawingml/2006/wordprocessingDrawing" xmlns:pic="http://schemas.openxmlformats.org/drawingml/2006/picture" xmlns:wps="http://schemas.microsoft.com/office/word/2010/wordprocessingShape" xmlns:wpg="http://schemas.microsoft.com/office/word/2010/wordprocessingGroup" xmlns:mc="http://schemas.openxmlformats.org/markup-compatibility/2006" xmlns:wp14="http://schemas.microsoft.com/office/word/2010/wordprocessingDrawing" xmlns:w14="http://schemas.microsoft.com/office/word/2010/wordml" xmlns:w15="http://schemas.microsoft.com/office/word/2012/wordml" mc:Ignorable="w14 wp14 w15">
-  <w:p>
-    <w:pPr>
-      <w:pStyle w:val="Header"/>
-      <w:jc w:val="center"/>
-      <w:rPr>
-        <w:rFonts w:ascii="Monotype Corsiva" w:hAnsi="Monotype Corsiva"/>
-        <w:color w:themeColor="text1" w:val="000000"/>
-        <w:sz w:val="40"/>
-        <w:szCs w:val="40"/>
-      </w:rPr>
-    </w:pPr>
-    <w:r>
-      <w:rPr>
-        <w:rFonts w:ascii="Monotype Corsiva" w:hAnsi="Monotype Corsiva"/>
-        <w:color w:themeColor="text1" w:val="000000"/>
-        <w:sz w:val="40"/>
-        <w:szCs w:val="40"/>
-      </w:rPr>
-      <w:t>ASENSI E MEIRELES</w:t>
-    </w:r>
-  </w:p>
-  <w:p>
-    <w:pPr>
-      <w:pStyle w:val="Header"/>
-      <w:jc w:val="center"/>
-      <w:rPr>
-        <w:rFonts w:ascii="Monotype Corsiva" w:hAnsi="Monotype Corsiva"/>
-        <w:color w:themeColor="text1" w:val="000000"/>
-        <w:sz w:val="40"/>
-        <w:szCs w:val="40"/>
-      </w:rPr>
-    </w:pPr>
-    <w:r>
-      <w:rPr>
-        <w:rFonts w:ascii="Monotype Corsiva" w:hAnsi="Monotype Corsiva"/>
-        <w:color w:themeColor="text1" w:val="000000"/>
-        <w:sz w:val="40"/>
-        <w:szCs w:val="40"/>
-      </w:rPr>
-      <w:t xml:space="preserve"> </w:t>
-    </w:r>
-    <w:r>
-      <w:rPr>
-        <w:rFonts w:ascii="Monotype Corsiva" w:hAnsi="Monotype Corsiva"/>
-        <w:color w:themeColor="text1" w:val="000000"/>
-        <w:sz w:val="40"/>
-        <w:szCs w:val="40"/>
-      </w:rPr>
-      <w:t>ADVOGADOS</w:t>
-    </w:r>
-  </w:p>
-</w:hdr>
+<file path=word/numbering.xml><?xml version="1.0" encoding="utf-8"?>
+<w:numbering xmlns:wpc="http://schemas.microsoft.com/office/word/2010/wordprocessingCanvas" xmlns:cx="http://schemas.microsoft.com/office/drawing/2014/chartex" xmlns:cx1="http://schemas.microsoft.com/office/drawing/2015/9/8/chartex" xmlns:cx2="http://schemas.microsoft.com/office/drawing/2015/10/21/chartex" xmlns:cx3="http://schemas.microsoft.com/office/drawing/2016/5/9/chartex" xmlns:cx4="http://schemas.microsoft.com/office/drawing/2016/5/10/chartex" xmlns:cx5="http://schemas.microsoft.com/office/drawing/2016/5/11/chartex" xmlns:cx6="http://schemas.microsoft.com/office/drawing/2016/5/12/chartex" xmlns:cx7="http://schemas.microsoft.com/office/drawing/2016/5/13/chartex" xmlns:cx8="http://schemas.microsoft.com/office/drawing/2016/5/14/chartex" xmlns:mc="http://schemas.openxmlformats.org/markup-compatibility/2006" xmlns:aink="http://schemas.microsoft.com/office/drawing/2016/ink" xmlns:am3d="http://schemas.microsoft.com/office/drawing/2017/model3d" xmlns:o="urn:schemas-microsoft-com:office:office" xmlns:oel="http://schemas.microsoft.com/office/2019/extlst" xmlns:r="http://schemas.openxmlformats.org/officeDocument/2006/relationships" xmlns:m="http://schemas.openxmlformats.org/officeDocument/2006/math" xmlns:v="urn:schemas-microsoft-com:vml" xmlns:wp14="http://schemas.microsoft.com/office/word/2010/wordprocessingDrawing" xmlns:wp="http://schemas.openxmlformats.org/drawingml/2006/wordprocessingDrawing" xmlns:w10="urn:schemas-microsoft-com:office:word" xmlns:w="http://schemas.openxmlformats.org/wordprocessingml/2006/main" xmlns:w14="http://schemas.microsoft.com/office/word/2010/wordml" xmlns:w15="http://schemas.microsoft.com/office/word/2012/wordml" xmlns:w16cex="http://schemas.microsoft.com/office/word/2018/wordml/cex" xmlns:w16cid="http://schemas.microsoft.com/office/word/2016/wordml/cid" xmlns:w16="http://schemas.microsoft.com/office/word/2018/wordml" xmlns:w16sdtdh="http://schemas.microsoft.com/office/word/2020/wordml/sdtdatahash" xmlns:w16se="http://schemas.microsoft.com/office/word/2015/wordml/symex" xmlns:wpg="http://schemas.microsoft.com/office/word/2010/wordprocessingGroup" xmlns:wpi="http://schemas.microsoft.com/office/word/2010/wordprocessingInk" xmlns:wne="http://schemas.microsoft.com/office/word/2006/wordml" xmlns:wps="http://schemas.microsoft.com/office/word/2010/wordprocessingShape" mc:Ignorable="w14 w15 w16se w16cid w16 w16cex w16sdtdh wp14">
+  <w:abstractNum w:abstractNumId="0" w15:restartNumberingAfterBreak="0">
+    <w:nsid w:val="4D27162F"/>
+    <w:multiLevelType w:val="multilevel"/>
+    <w:tmpl w:val="8310667A"/>
+    <w:lvl w:ilvl="0">
+      <w:start w:val="1"/>
+      <w:numFmt w:val="decimal"/>
+      <w:lvlText w:val="%1."/>
+      <w:lvlJc w:val="left"/>
+      <w:pPr>
+        <w:tabs>
+          <w:tab w:val="num" w:pos="720"/>
+        </w:tabs>
+        <w:ind w:left="720" w:hanging="360"/>
+      </w:pPr>
+    </w:lvl>
+    <w:lvl w:ilvl="1" w:tentative="1">
+      <w:start w:val="1"/>
+      <w:numFmt w:val="decimal"/>
+      <w:lvlText w:val="%2."/>
+      <w:lvlJc w:val="left"/>
+      <w:pPr>
+        <w:tabs>
+          <w:tab w:val="num" w:pos="1440"/>
+        </w:tabs>
+        <w:ind w:left="1440" w:hanging="360"/>
+      </w:pPr>
+    </w:lvl>
+    <w:lvl w:ilvl="2" w:tentative="1">
+      <w:start w:val="1"/>
+      <w:numFmt w:val="decimal"/>
+      <w:lvlText w:val="%3."/>
+      <w:lvlJc w:val="left"/>
+      <w:pPr>
+        <w:tabs>
+          <w:tab w:val="num" w:pos="2160"/>
+        </w:tabs>
+        <w:ind w:left="2160" w:hanging="360"/>
+      </w:pPr>
+    </w:lvl>
+    <w:lvl w:ilvl="3" w:tentative="1">
+      <w:start w:val="1"/>
+      <w:numFmt w:val="decimal"/>
+      <w:lvlText w:val="%4."/>
+      <w:lvlJc w:val="left"/>
+      <w:pPr>
+        <w:tabs>
+          <w:tab w:val="num" w:pos="2880"/>
+        </w:tabs>
+        <w:ind w:left="2880" w:hanging="360"/>
+      </w:pPr>
+    </w:lvl>
+    <w:lvl w:ilvl="4" w:tentative="1">
+      <w:start w:val="1"/>
+      <w:numFmt w:val="decimal"/>
+      <w:lvlText w:val="%5."/>
+      <w:lvlJc w:val="left"/>
+      <w:pPr>
+        <w:tabs>
+          <w:tab w:val="num" w:pos="3600"/>
+        </w:tabs>
+        <w:ind w:left="3600" w:hanging="360"/>
+      </w:pPr>
+    </w:lvl>
+    <w:lvl w:ilvl="5" w:tentative="1">
+      <w:start w:val="1"/>
+      <w:numFmt w:val="decimal"/>
+      <w:lvlText w:val="%6."/>
+      <w:lvlJc w:val="left"/>
+      <w:pPr>
+        <w:tabs>
+          <w:tab w:val="num" w:pos="4320"/>
+        </w:tabs>
+        <w:ind w:left="4320" w:hanging="360"/>
+      </w:pPr>
+    </w:lvl>
+    <w:lvl w:ilvl="6" w:tentative="1">
+      <w:start w:val="1"/>
+      <w:numFmt w:val="decimal"/>
+      <w:lvlText w:val="%7."/>
+      <w:lvlJc w:val="left"/>
+      <w:pPr>
+        <w:tabs>
+          <w:tab w:val="num" w:pos="5040"/>
+        </w:tabs>
+        <w:ind w:left="5040" w:hanging="360"/>
+      </w:pPr>
+    </w:lvl>
+    <w:lvl w:ilvl="7" w:tentative="1">
+      <w:start w:val="1"/>
+      <w:numFmt w:val="decimal"/>
+      <w:lvlText w:val="%8."/>
+      <w:lvlJc w:val="left"/>
+      <w:pPr>
+        <w:tabs>
+          <w:tab w:val="num" w:pos="5760"/>
+        </w:tabs>
+        <w:ind w:left="5760" w:hanging="360"/>
+      </w:pPr>
+    </w:lvl>
+    <w:lvl w:ilvl="8" w:tentative="1">
+      <w:start w:val="1"/>
+      <w:numFmt w:val="decimal"/>
+      <w:lvlText w:val="%9."/>
+      <w:lvlJc w:val="left"/>
+      <w:pPr>
+        <w:tabs>
+          <w:tab w:val="num" w:pos="6480"/>
+        </w:tabs>
+        <w:ind w:left="6480" w:hanging="360"/>
+      </w:pPr>
+    </w:lvl>
+  </w:abstractNum>
+  <w:num w:numId="1" w16cid:durableId="1522284416">
+    <w:abstractNumId w:val="0"/>
+  </w:num>
+</w:numbering>
 </file>
 
 <file path=word/styles.xml><?xml version="1.0" encoding="utf-8"?>
-<w:styles xmlns:w="http://schemas.openxmlformats.org/wordprocessingml/2006/main" xmlns:w14="http://schemas.microsoft.com/office/word/2010/wordml" xmlns:mc="http://schemas.openxmlformats.org/markup-compatibility/2006" mc:Ignorable="w14">
+<w:styles xmlns:mc="http://schemas.openxmlformats.org/markup-compatibility/2006" xmlns:r="http://schemas.openxmlformats.org/officeDocument/2006/relationships" xmlns:w="http://schemas.openxmlformats.org/wordprocessingml/2006/main" xmlns:w14="http://schemas.microsoft.com/office/word/2010/wordml" xmlns:w15="http://schemas.microsoft.com/office/word/2012/wordml" xmlns:w16cex="http://schemas.microsoft.com/office/word/2018/wordml/cex" xmlns:w16cid="http://schemas.microsoft.com/office/word/2016/wordml/cid" xmlns:w16="http://schemas.microsoft.com/office/word/2018/wordml" xmlns:w16sdtdh="http://schemas.microsoft.com/office/word/2020/wordml/sdtdatahash" xmlns:w16se="http://schemas.microsoft.com/office/word/2015/wordml/symex" mc:Ignorable="w14 w15 w16se w16cid w16 w16cex w16sdtdh">
   <w:docDefaults>
     <w:rPrDefault>
       <w:rPr>
-        <w:rFonts w:ascii="Times New Roman" w:hAnsi="Times New Roman" w:eastAsia="Times New Roman" w:cs="Times New Roman"/>
+        <w:rFonts w:ascii="Times New Roman" w:eastAsia="Times New Roman" w:hAnsi="Times New Roman" w:cs="Times New Roman"/>
         <w:lang w:val="pt-BR" w:eastAsia="pt-BR" w:bidi="ar-SA"/>
       </w:rPr>
     </w:rPrDefault>
     <w:pPrDefault>
       <w:pPr>
-        <w:suppressAutoHyphens w:val="true"/>
+        <w:suppressAutoHyphens/>
       </w:pPr>
     </w:pPrDefault>
   </w:docDefaults>
@@ -963,7 +1075,7 @@
     <w:lsdException w:name="Table Web 2" w:semiHidden="1" w:unhideWhenUsed="1"/>
     <w:lsdException w:name="Table Web 3" w:semiHidden="1" w:unhideWhenUsed="1"/>
     <w:lsdException w:name="Table Theme" w:semiHidden="1" w:unhideWhenUsed="1"/>
-    <w:lsdException w:name="Placeholder Text" w:uiPriority="99" w:semiHidden="1"/>
+    <w:lsdException w:name="Placeholder Text" w:semiHidden="1" w:uiPriority="99"/>
     <w:lsdException w:name="No Spacing" w:uiPriority="1" w:qFormat="1"/>
     <w:lsdException w:name="Light Shading" w:uiPriority="60"/>
     <w:lsdException w:name="Light List" w:uiPriority="61"/>
@@ -985,7 +1097,7 @@
     <w:lsdException w:name="Medium Shading 1 Accent 1" w:uiPriority="63"/>
     <w:lsdException w:name="Medium Shading 2 Accent 1" w:uiPriority="64"/>
     <w:lsdException w:name="Medium List 1 Accent 1" w:uiPriority="65"/>
-    <w:lsdException w:name="Revision" w:uiPriority="99" w:semiHidden="1"/>
+    <w:lsdException w:name="Revision" w:semiHidden="1" w:uiPriority="99"/>
     <w:lsdException w:name="List Paragraph" w:uiPriority="34" w:qFormat="1"/>
     <w:lsdException w:name="Quote" w:uiPriority="29" w:qFormat="1"/>
     <w:lsdException w:name="Intense Quote" w:uiPriority="30" w:qFormat="1"/>
@@ -1072,8 +1184,8 @@
     <w:lsdException w:name="Subtle Reference" w:uiPriority="31" w:qFormat="1"/>
     <w:lsdException w:name="Intense Reference" w:uiPriority="32" w:qFormat="1"/>
     <w:lsdException w:name="Book Title" w:uiPriority="33" w:qFormat="1"/>
-    <w:lsdException w:name="Bibliography" w:uiPriority="37" w:semiHidden="1" w:unhideWhenUsed="1"/>
-    <w:lsdException w:name="TOC Heading" w:uiPriority="39" w:semiHidden="1" w:unhideWhenUsed="1" w:qFormat="1"/>
+    <w:lsdException w:name="Bibliography" w:semiHidden="1" w:uiPriority="37" w:unhideWhenUsed="1"/>
+    <w:lsdException w:name="TOC Heading" w:semiHidden="1" w:uiPriority="39" w:unhideWhenUsed="1" w:qFormat="1"/>
     <w:lsdException w:name="Plain Table 1" w:uiPriority="41"/>
     <w:lsdException w:name="Plain Table 2" w:uiPriority="42"/>
     <w:lsdException w:name="Plain Table 3" w:uiPriority="43"/>
@@ -1178,43 +1290,50 @@
     <w:lsdException w:name="List Table 5 Dark Accent 6" w:uiPriority="50"/>
     <w:lsdException w:name="List Table 6 Colorful Accent 6" w:uiPriority="51"/>
     <w:lsdException w:name="List Table 7 Colorful Accent 6" w:uiPriority="52"/>
-    <w:lsdException w:name="Mention" w:uiPriority="99" w:semiHidden="1" w:unhideWhenUsed="1"/>
-    <w:lsdException w:name="Smart Hyperlink" w:uiPriority="99" w:semiHidden="1" w:unhideWhenUsed="1"/>
-    <w:lsdException w:name="Hashtag" w:uiPriority="99" w:semiHidden="1" w:unhideWhenUsed="1"/>
-    <w:lsdException w:name="Unresolved Mention" w:uiPriority="99" w:semiHidden="1" w:unhideWhenUsed="1"/>
-    <w:lsdException w:name="Smart Link" w:uiPriority="99" w:semiHidden="1" w:unhideWhenUsed="1"/>
+    <w:lsdException w:name="Mention" w:semiHidden="1" w:uiPriority="99" w:unhideWhenUsed="1"/>
+    <w:lsdException w:name="Smart Hyperlink" w:semiHidden="1" w:uiPriority="99" w:unhideWhenUsed="1"/>
+    <w:lsdException w:name="Hashtag" w:semiHidden="1" w:uiPriority="99" w:unhideWhenUsed="1"/>
+    <w:lsdException w:name="Unresolved Mention" w:semiHidden="1" w:uiPriority="99" w:unhideWhenUsed="1"/>
+    <w:lsdException w:name="Smart Link" w:semiHidden="1" w:uiPriority="99" w:unhideWhenUsed="1"/>
   </w:latentStyles>
-  <w:style w:type="paragraph" w:styleId="Normal" w:default="1">
+  <w:style w:type="paragraph" w:default="1" w:styleId="Normal">
     <w:name w:val="Normal"/>
     <w:qFormat/>
-    <w:rsid w:val="007d1fb9"/>
-    <w:pPr>
-      <w:widowControl/>
-      <w:suppressAutoHyphens w:val="true"/>
-      <w:bidi w:val="0"/>
-      <w:spacing w:before="0" w:after="0"/>
-      <w:jc w:val="start"/>
-    </w:pPr>
+    <w:rsid w:val="007D1FB9"/>
     <w:rPr>
-      <w:rFonts w:ascii="Times New Roman" w:hAnsi="Times New Roman" w:eastAsia="Times New Roman" w:cs="Times New Roman"/>
-      <w:color w:val="auto"/>
-      <w:kern w:val="0"/>
       <w:sz w:val="24"/>
       <w:szCs w:val="24"/>
-      <w:lang w:val="pt-BR" w:eastAsia="pt-BR" w:bidi="ar-SA"/>
     </w:rPr>
   </w:style>
-  <w:style w:type="character" w:styleId="DefaultParagraphFont" w:default="1">
+  <w:style w:type="character" w:default="1" w:styleId="Fontepargpadro">
     <w:name w:val="Default Paragraph Font"/>
     <w:uiPriority w:val="1"/>
+    <w:unhideWhenUsed/>
+  </w:style>
+  <w:style w:type="table" w:default="1" w:styleId="Tabelanormal">
+    <w:name w:val="Normal Table"/>
+    <w:uiPriority w:val="99"/>
     <w:semiHidden/>
     <w:unhideWhenUsed/>
-    <w:qFormat/>
-    <w:rPr/>
-  </w:style>
-  <w:style w:type="character" w:styleId="Strong">
+    <w:tblPr>
+      <w:tblInd w:w="0" w:type="dxa"/>
+      <w:tblCellMar>
+        <w:top w:w="0" w:type="dxa"/>
+        <w:left w:w="108" w:type="dxa"/>
+        <w:bottom w:w="0" w:type="dxa"/>
+        <w:right w:w="108" w:type="dxa"/>
+      </w:tblCellMar>
+    </w:tblPr>
+  </w:style>
+  <w:style w:type="numbering" w:default="1" w:styleId="Semlista">
+    <w:name w:val="No List"/>
+    <w:uiPriority w:val="99"/>
+    <w:semiHidden/>
+    <w:unhideWhenUsed/>
+  </w:style>
+  <w:style w:type="character" w:styleId="Forte">
     <w:name w:val="Strong"/>
-    <w:basedOn w:val="DefaultParagraphFont"/>
+    <w:basedOn w:val="Fontepargpadro"/>
     <w:qFormat/>
     <w:rsid w:val="00087634"/>
     <w:rPr>
@@ -1222,57 +1341,55 @@
       <w:bCs/>
     </w:rPr>
   </w:style>
-  <w:style w:type="character" w:styleId="TextodebaloChar" w:customStyle="1">
+  <w:style w:type="character" w:customStyle="1" w:styleId="TextodebaloChar">
     <w:name w:val="Texto de balão Char"/>
-    <w:basedOn w:val="DefaultParagraphFont"/>
-    <w:link w:val="BalloonText"/>
+    <w:basedOn w:val="Fontepargpadro"/>
+    <w:link w:val="Textodebalo"/>
     <w:qFormat/>
-    <w:rsid w:val="009a4ec2"/>
+    <w:rsid w:val="009A4EC2"/>
     <w:rPr>
       <w:rFonts w:ascii="Tahoma" w:hAnsi="Tahoma" w:cs="Tahoma"/>
       <w:sz w:val="16"/>
       <w:szCs w:val="16"/>
     </w:rPr>
   </w:style>
-  <w:style w:type="character" w:styleId="Cdigo-fonte">
+  <w:style w:type="character" w:customStyle="1" w:styleId="Cdigo-fonte">
     <w:name w:val="Código-fonte"/>
     <w:qFormat/>
     <w:rPr>
-      <w:rFonts w:ascii="Liberation Mono" w:hAnsi="Liberation Mono" w:eastAsia="Liberation Mono" w:cs="Liberation Mono"/>
+      <w:rFonts w:ascii="Liberation Mono" w:eastAsia="Liberation Mono" w:hAnsi="Liberation Mono" w:cs="Liberation Mono"/>
     </w:rPr>
   </w:style>
   <w:style w:type="paragraph" w:styleId="Ttulo">
-    <w:name w:val="Título"/>
+    <w:name w:val="Title"/>
     <w:basedOn w:val="Normal"/>
-    <w:next w:val="BodyText"/>
+    <w:next w:val="Corpodetexto"/>
     <w:qFormat/>
     <w:pPr>
-      <w:keepNext w:val="true"/>
+      <w:keepNext/>
       <w:spacing w:before="240" w:after="120"/>
     </w:pPr>
     <w:rPr>
-      <w:rFonts w:ascii="Liberation Sans" w:hAnsi="Liberation Sans" w:eastAsia="Noto Sans CJK SC" w:cs="Noto Sans Devanagari"/>
+      <w:rFonts w:ascii="Liberation Sans" w:eastAsia="Microsoft YaHei" w:hAnsi="Liberation Sans" w:cs="Mangal"/>
       <w:sz w:val="28"/>
       <w:szCs w:val="28"/>
     </w:rPr>
   </w:style>
-  <w:style w:type="paragraph" w:styleId="BodyText">
+  <w:style w:type="paragraph" w:styleId="Corpodetexto">
     <w:name w:val="Body Text"/>
     <w:basedOn w:val="Normal"/>
     <w:pPr>
-      <w:spacing w:lineRule="auto" w:line="276" w:before="0" w:after="140"/>
+      <w:spacing w:after="140" w:line="276" w:lineRule="auto"/>
     </w:pPr>
-    <w:rPr/>
-  </w:style>
-  <w:style w:type="paragraph" w:styleId="List">
+  </w:style>
+  <w:style w:type="paragraph" w:styleId="Lista">
     <w:name w:val="List"/>
-    <w:basedOn w:val="BodyText"/>
-    <w:pPr/>
+    <w:basedOn w:val="Corpodetexto"/>
     <w:rPr>
       <w:rFonts w:cs="Mangal"/>
     </w:rPr>
   </w:style>
-  <w:style w:type="paragraph" w:styleId="Caption">
+  <w:style w:type="paragraph" w:styleId="Legenda">
     <w:name w:val="caption"/>
     <w:basedOn w:val="Normal"/>
     <w:qFormat/>
@@ -1286,7 +1403,7 @@
       <w:iCs/>
     </w:rPr>
   </w:style>
-  <w:style w:type="paragraph" w:styleId="ndice">
+  <w:style w:type="paragraph" w:customStyle="1" w:styleId="ndice">
     <w:name w:val="Índice"/>
     <w:basedOn w:val="Normal"/>
     <w:qFormat/>
@@ -1297,22 +1414,7 @@
       <w:rFonts w:cs="Noto Sans Devanagari"/>
     </w:rPr>
   </w:style>
-  <w:style w:type="paragraph" w:styleId="Title">
-    <w:name w:val="Title"/>
-    <w:basedOn w:val="Normal"/>
-    <w:next w:val="BodyText"/>
-    <w:qFormat/>
-    <w:pPr>
-      <w:keepNext w:val="true"/>
-      <w:spacing w:before="240" w:after="120"/>
-    </w:pPr>
-    <w:rPr>
-      <w:rFonts w:ascii="Liberation Sans" w:hAnsi="Liberation Sans" w:eastAsia="Microsoft YaHei" w:cs="Mangal"/>
-      <w:sz w:val="28"/>
-      <w:szCs w:val="28"/>
-    </w:rPr>
-  </w:style>
-  <w:style w:type="paragraph" w:styleId="ndiceuser" w:customStyle="1">
+  <w:style w:type="paragraph" w:customStyle="1" w:styleId="ndiceuser">
     <w:name w:val="Índice (user)"/>
     <w:basedOn w:val="Normal"/>
     <w:qFormat/>
@@ -1323,132 +1425,106 @@
       <w:rFonts w:cs="Mangal"/>
     </w:rPr>
   </w:style>
-  <w:style w:type="paragraph" w:styleId="CabealhoeRodap" w:customStyle="1">
+  <w:style w:type="paragraph" w:customStyle="1" w:styleId="CabealhoeRodap">
     <w:name w:val="Cabeçalho e Rodapé"/>
     <w:basedOn w:val="Normal"/>
     <w:qFormat/>
-    <w:pPr/>
-    <w:rPr/>
-  </w:style>
-  <w:style w:type="paragraph" w:styleId="Cabealhoerodap1">
+  </w:style>
+  <w:style w:type="paragraph" w:customStyle="1" w:styleId="Cabealhoerodap1">
     <w:name w:val="Cabeçalho e rodapé1"/>
     <w:basedOn w:val="Normal"/>
     <w:qFormat/>
-    <w:pPr/>
-    <w:rPr/>
-  </w:style>
-  <w:style w:type="paragraph" w:styleId="Header">
+  </w:style>
+  <w:style w:type="paragraph" w:styleId="Cabealho">
     <w:name w:val="header"/>
     <w:basedOn w:val="Normal"/>
-    <w:rsid w:val="00882a9a"/>
+    <w:rsid w:val="00882A9A"/>
     <w:pPr>
       <w:tabs>
-        <w:tab w:val="clear" w:pos="708"/>
-        <w:tab w:val="center" w:pos="4252" w:leader="none"/>
-        <w:tab w:val="right" w:pos="8504" w:leader="none"/>
+        <w:tab w:val="center" w:pos="4252"/>
+        <w:tab w:val="right" w:pos="8504"/>
       </w:tabs>
     </w:pPr>
-    <w:rPr/>
-  </w:style>
-  <w:style w:type="paragraph" w:styleId="Footer">
+  </w:style>
+  <w:style w:type="paragraph" w:styleId="Rodap">
     <w:name w:val="footer"/>
     <w:basedOn w:val="Normal"/>
-    <w:rsid w:val="00882a9a"/>
+    <w:rsid w:val="00882A9A"/>
     <w:pPr>
       <w:tabs>
-        <w:tab w:val="clear" w:pos="708"/>
-        <w:tab w:val="center" w:pos="4252" w:leader="none"/>
-        <w:tab w:val="right" w:pos="8504" w:leader="none"/>
+        <w:tab w:val="center" w:pos="4252"/>
+        <w:tab w:val="right" w:pos="8504"/>
       </w:tabs>
     </w:pPr>
-    <w:rPr/>
-  </w:style>
-  <w:style w:type="paragraph" w:styleId="BalloonText">
+  </w:style>
+  <w:style w:type="paragraph" w:styleId="Textodebalo">
     <w:name w:val="Balloon Text"/>
     <w:basedOn w:val="Normal"/>
     <w:link w:val="TextodebaloChar"/>
     <w:qFormat/>
-    <w:rsid w:val="009a4ec2"/>
-    <w:pPr/>
+    <w:rsid w:val="009A4EC2"/>
     <w:rPr>
       <w:rFonts w:ascii="Tahoma" w:hAnsi="Tahoma" w:cs="Tahoma"/>
       <w:sz w:val="16"/>
       <w:szCs w:val="16"/>
     </w:rPr>
   </w:style>
-  <w:style w:type="paragraph" w:styleId="Textoprformatado">
+  <w:style w:type="paragraph" w:customStyle="1" w:styleId="Textoprformatado">
     <w:name w:val="Texto préformatado"/>
     <w:basedOn w:val="Normal"/>
     <w:qFormat/>
-    <w:pPr>
-      <w:spacing w:before="0" w:after="0"/>
-    </w:pPr>
     <w:rPr>
-      <w:rFonts w:ascii="Liberation Mono" w:hAnsi="Liberation Mono" w:eastAsia="Liberation Mono" w:cs="Liberation Mono"/>
+      <w:rFonts w:ascii="Liberation Mono" w:eastAsia="Liberation Mono" w:hAnsi="Liberation Mono" w:cs="Liberation Mono"/>
       <w:sz w:val="20"/>
       <w:szCs w:val="20"/>
     </w:rPr>
   </w:style>
-  <w:style w:type="numbering" w:styleId="Semlista" w:default="1">
-    <w:name w:val="Sem lista"/>
-    <w:uiPriority w:val="99"/>
+  <w:style w:type="paragraph" w:styleId="NormalWeb">
+    <w:name w:val="Normal (Web)"/>
+    <w:basedOn w:val="Normal"/>
     <w:semiHidden/>
     <w:unhideWhenUsed/>
-    <w:qFormat/>
-  </w:style>
-  <w:style w:type="table" w:default="1" w:styleId="Tabelanormal">
-    <w:name w:val="Normal Table"/>
-    <w:uiPriority w:val="99"/>
-    <w:semiHidden/>
-    <w:unhideWhenUsed/>
-    <w:tblPr>
-      <w:tblCellMar>
-        <w:top w:w="0" w:type="dxa"/>
-        <w:left w:w="108" w:type="dxa"/>
-        <w:bottom w:w="0" w:type="dxa"/>
-        <w:right w:w="108" w:type="dxa"/>
-      </w:tblCellMar>
-    </w:tblPr>
+    <w:rsid w:val="0023785D"/>
   </w:style>
 </w:styles>
 </file>
 
 <file path=word/theme/theme1.xml><?xml version="1.0" encoding="utf-8"?>
-<a:theme xmlns:a="http://schemas.openxmlformats.org/drawingml/2006/main" xmlns:r="http://schemas.openxmlformats.org/officeDocument/2006/relationships" name="Tema do Office">
+<a:theme xmlns:a="http://schemas.openxmlformats.org/drawingml/2006/main" name="Tema do Office">
   <a:themeElements>
     <a:clrScheme name="Escritório">
       <a:dk1>
         <a:srgbClr val="000000"/>
       </a:dk1>
       <a:lt1>
-        <a:srgbClr val="ffffff"/>
+        <a:srgbClr val="FFFFFF"/>
       </a:lt1>
       <a:dk2>
-        <a:srgbClr val="1f497d"/>
+        <a:srgbClr val="1F497D"/>
       </a:dk2>
       <a:lt2>
-        <a:srgbClr val="eeece1"/>
+        <a:srgbClr val="EEECE1"/>
       </a:lt2>
       <a:accent1>
-        <a:srgbClr val="4f81bd"/>
+        <a:srgbClr val="4F81BD"/>
       </a:accent1>
       <a:accent2>
-        <a:srgbClr val="c0504d"/>
+        <a:srgbClr val="C0504D"/>
       </a:accent2>
       <a:accent3>
-        <a:srgbClr val="9bbb59"/>
+        <a:srgbClr val="9BBB59"/>
       </a:accent3>
       <a:accent4>
-        <a:srgbClr val="8064a2"/>
+        <a:srgbClr val="8064A2"/>
       </a:accent4>
       <a:accent5>
-        <a:srgbClr val="4bacc6"/>
+        <a:srgbClr val="4BACC6"/>
       </a:accent5>
       <a:accent6>
-        <a:srgbClr val="f79646"/>
+        <a:srgbClr val="F79646"/>
       </a:accent6>
       <a:hlink>
-        <a:srgbClr val="0000ff"/>
+        <a:srgbClr val="0000FF"/>
       </a:hlink>
       <a:folHlink>
         <a:srgbClr val="800080"/>
@@ -1456,12 +1532,12 @@
     </a:clrScheme>
     <a:fontScheme name="Escritório">
       <a:majorFont>
-        <a:latin typeface="Cambria" pitchFamily="0" charset="1"/>
+        <a:latin typeface="Cambria"/>
         <a:ea typeface=""/>
         <a:cs typeface=""/>
       </a:majorFont>
       <a:minorFont>
-        <a:latin typeface="Calibri" pitchFamily="0" charset="1"/>
+        <a:latin typeface="Calibri"/>
         <a:ea typeface=""/>
         <a:cs typeface=""/>
       </a:minorFont>
@@ -1490,7 +1566,7 @@
             </a:gs>
           </a:gsLst>
           <a:lin ang="16200000" scaled="1"/>
-          <a:tileRect l="0" t="0" r="0" b="0"/>
+          <a:tileRect/>
         </a:gradFill>
         <a:gradFill>
           <a:gsLst>
@@ -1511,7 +1587,7 @@
             </a:gs>
           </a:gsLst>
           <a:lin ang="16200000" scaled="0"/>
-          <a:tileRect l="0" t="0" r="0" b="0"/>
+          <a:tileRect/>
         </a:gradFill>
       </a:fillStyleLst>
       <a:lnStyleLst>
@@ -1562,7 +1638,7 @@
           <a:path path="circle">
             <a:fillToRect l="50000" t="-80000" r="50000" b="180000"/>
           </a:path>
-          <a:tileRect l="0" t="0" r="0" b="0"/>
+          <a:tileRect/>
         </a:gradFill>
         <a:gradFill>
           <a:gsLst>
@@ -1580,11 +1656,13 @@
           <a:path path="circle">
             <a:fillToRect l="50000" t="50000" r="50000" b="50000"/>
           </a:path>
-          <a:tileRect l="0" t="0" r="0" b="0"/>
+          <a:tileRect/>
         </a:gradFill>
       </a:bgFillStyleLst>
     </a:fmtScheme>
   </a:themeElements>
+  <a:objectDefaults/>
+  <a:extraClrSchemeLst/>
 </a:theme>
 </file>
 
